--- a/docs/reference/2026-jun-aug/17-composer-dictation-baseline.md.docx
+++ b/docs/reference/2026-jun-aug/17-composer-dictation-baseline.md.docx
@@ -7,7 +7,7 @@
         <w:pStyle w:val="Heading1"/>
         <w:rPr/>
       </w:pPr>
-      <w:bookmarkStart w:colFirst="0" w:colLast="0" w:name="_4r7sgkly46g9" w:id="0"/>
+      <w:bookmarkStart w:colFirst="0" w:colLast="0" w:name="_pxtd4xbqybss" w:id="0"/>
       <w:bookmarkEnd w:id="0"/>
       <w:r>
         <w:rPr>
@@ -32,7 +32,7 @@
         <w:pStyle w:val="Heading2"/>
         <w:rPr/>
       </w:pPr>
-      <w:bookmarkStart w:colFirst="0" w:colLast="0" w:name="_7vulc1styd07" w:id="1"/>
+      <w:bookmarkStart w:colFirst="0" w:colLast="0" w:name="_h1w1oafqukkr" w:id="1"/>
       <w:bookmarkEnd w:id="1"/>
       <w:r>
         <w:rPr>
@@ -358,6 +358,11 @@
               </w:rPr>
               <w:t xml:space="preserve"> Send↔Stop</w:t>
             </w:r>
+            <w:r>
+              <w:rPr>
+                <w:rtl w:val="0"/>
+              </w:rPr>
+            </w:r>
           </w:p>
         </w:tc>
       </w:tr>
@@ -556,7 +561,7 @@
         <w:pStyle w:val="Heading2"/>
         <w:rPr/>
       </w:pPr>
-      <w:bookmarkStart w:colFirst="0" w:colLast="0" w:name="_dnxbdjaht2vh" w:id="2"/>
+      <w:bookmarkStart w:colFirst="0" w:colLast="0" w:name="_w03obpgdqu3g" w:id="2"/>
       <w:bookmarkEnd w:id="2"/>
       <w:r>
         <w:rPr>
@@ -759,6 +764,11 @@
               </w:rPr>
               <w:t xml:space="preserve"> ≠ dictation</w:t>
             </w:r>
+            <w:r>
+              <w:rPr>
+                <w:rtl w:val="0"/>
+              </w:rPr>
+            </w:r>
           </w:p>
         </w:tc>
         <w:tc>
@@ -842,6 +852,11 @@
                 <w:rtl w:val="0"/>
               </w:rPr>
               <w:t xml:space="preserve">Primary control Send↔Stop only</w:t>
+            </w:r>
+            <w:r>
+              <w:rPr>
+                <w:rtl w:val="0"/>
+              </w:rPr>
             </w:r>
           </w:p>
         </w:tc>
@@ -1194,7 +1209,7 @@
         <w:pStyle w:val="Heading2"/>
         <w:rPr/>
       </w:pPr>
-      <w:bookmarkStart w:colFirst="0" w:colLast="0" w:name="_qofwiz8veeoh" w:id="3"/>
+      <w:bookmarkStart w:colFirst="0" w:colLast="0" w:name="_hbjphnno78zh" w:id="3"/>
       <w:bookmarkEnd w:id="3"/>
       <w:r>
         <w:rPr>
@@ -1345,6 +1360,11 @@
               </w:rPr>
               <w:t xml:space="preserve">Separate Mic beside Send↔Stop (no morph)</w:t>
             </w:r>
+            <w:r>
+              <w:rPr>
+                <w:rtl w:val="0"/>
+              </w:rPr>
+            </w:r>
           </w:p>
         </w:tc>
       </w:tr>
@@ -1992,7 +2012,7 @@
         <w:pStyle w:val="Heading2"/>
         <w:rPr/>
       </w:pPr>
-      <w:bookmarkStart w:colFirst="0" w:colLast="0" w:name="_4snri23ysw52" w:id="4"/>
+      <w:bookmarkStart w:colFirst="0" w:colLast="0" w:name="_ymwu4lhvwh1k" w:id="4"/>
       <w:bookmarkEnd w:id="4"/>
       <w:r>
         <w:rPr>
@@ -2059,7 +2079,7 @@
         <w:pStyle w:val="Heading2"/>
         <w:rPr/>
       </w:pPr>
-      <w:bookmarkStart w:colFirst="0" w:colLast="0" w:name="_idfnssmr6mgm" w:id="5"/>
+      <w:bookmarkStart w:colFirst="0" w:colLast="0" w:name="_p0c5pzc5lrok" w:id="5"/>
       <w:bookmarkEnd w:id="5"/>
       <w:r>
         <w:rPr>
@@ -2292,6 +2312,11 @@
               </w:rPr>
               <w:t xml:space="preserve">FormData → OpenAI; fixture short-circuit</w:t>
             </w:r>
+            <w:r>
+              <w:rPr>
+                <w:rtl w:val="0"/>
+              </w:rPr>
+            </w:r>
           </w:p>
         </w:tc>
       </w:tr>
@@ -2476,6 +2501,11 @@
                 <w:rtl w:val="0"/>
               </w:rPr>
               <w:t xml:space="preserve">Mic + Cancel (recording) left of Send↔Stop</w:t>
+            </w:r>
+            <w:r>
+              <w:rPr>
+                <w:rtl w:val="0"/>
+              </w:rPr>
             </w:r>
           </w:p>
         </w:tc>
@@ -2567,7 +2597,7 @@
         <w:pStyle w:val="Heading2"/>
         <w:rPr/>
       </w:pPr>
-      <w:bookmarkStart w:colFirst="0" w:colLast="0" w:name="_cmsl93erdr0m" w:id="6"/>
+      <w:bookmarkStart w:colFirst="0" w:colLast="0" w:name="_718qjr5hu5ck" w:id="6"/>
       <w:bookmarkEnd w:id="6"/>
       <w:r>
         <w:rPr>
@@ -2583,6 +2613,7 @@
           <w:numId w:val="1"/>
         </w:numPr>
         <w:ind w:left="720" w:hanging="360"/>
+        <w:rPr/>
       </w:pPr>
       <w:r>
         <w:rPr>
@@ -2647,6 +2678,7 @@
           <w:numId w:val="1"/>
         </w:numPr>
         <w:ind w:left="720" w:hanging="360"/>
+        <w:rPr/>
       </w:pPr>
       <w:r>
         <w:rPr>
@@ -2697,6 +2729,7 @@
           <w:numId w:val="1"/>
         </w:numPr>
         <w:ind w:left="720" w:hanging="360"/>
+        <w:rPr/>
       </w:pPr>
       <w:r>
         <w:rPr>
@@ -2733,6 +2766,7 @@
           <w:numId w:val="1"/>
         </w:numPr>
         <w:ind w:left="720" w:hanging="360"/>
+        <w:rPr/>
       </w:pPr>
       <w:r>
         <w:rPr>
